--- a/assets/templates/template_auxilio_doenca_contribuinte_individual.docx
+++ b/assets/templates/template_auxilio_doenca_contribuinte_individual.docx
@@ -36624,7 +36624,7 @@
           <w:noProof/>
           <w:lang w:val="pt-BR"/>
         </w:rPr>
-        <w:t>27 de outubro de 2026</w:t>
+        <w:t>29 de outubro de 2026</w:t>
       </w:r>
       <w:r>
         <w:rPr>
@@ -38882,6 +38882,7 @@
   <w:style w:type="character" w:default="1" w:styleId="Fontepargpadro">
     <w:name w:val="Default Paragraph Font"/>
     <w:uiPriority w:val="1"/>
+    <w:semiHidden/>
     <w:unhideWhenUsed/>
   </w:style>
   <w:style w:type="table" w:default="1" w:styleId="Tabelanormal">
